--- a/模型报告.docx
+++ b/模型报告.docx
@@ -1752,7 +1752,7 @@
         <w:t>airplane</w:t>
       </w:r>
       <w:r>
-        <w:t xml:space="preserve"> 等相对较弱类别补充更细的错误案例分析。第二，对 AST 进行轻量调参，例如减少训练轮数、加入早停、调整学习率或冻结部分层，以验证 0.9300 Accuracy 的稳定性。第三，在时间和算力允许时，将流程扩展到 FSD50K 子集或多标签分类任务，并将音视频预训练迁移作为未来研究方向。</w:t>
+        <w:t xml:space="preserve"> 等相对较弱类别补充更细的错误案例分析。第二，对 AST 进行轻量调参，例如减少训练轮数、加入早停、调整学习率或冻结部分层，以验证 0.9300 Accuracy 的稳定性。第三，项目已明确扩展 FSD50K，多标签任务将使用 mAP、micro-F1 和 macro-F1 评价；音视频预训练迁移则继续作为更远期未来工作。</w:t>
       </w:r>
     </w:p>
     <w:p>

--- a/模型报告.docx
+++ b/模型报告.docx
@@ -25,7 +25,7 @@
     </w:p>
     <w:p>
       <w:r>
-        <w:t>声音事件分类旨在从环境音频中识别具有语义意义的声音类别，是计算机听觉和多媒体理解中的基础任务。本项目围绕 ESC-50 环境声音分类数据集，研究 Log-Mel Spectrogram、CNN baseline、SpecAugment 数据增强和预训练 Audio Spectrogram Transformer（AST）微调在小规模声音事件分类中的表现。实验采用 ESC-50 官方 fold 划分，将 fold 1-4 作为训练集、fold 5 作为验证集。结果显示，从头训练的 CNN baseline 最佳验证 Accuracy 为 0.4125，加入 SpecAugment 后提升至 0.4200，提升幅度较小；而使用 AudioSet 预训练 AST 微调后，最佳验证 Accuracy 达到 0.9300，相比 CNN baseline 提升 +0.5175。实验表明，在 ESC-50 这类小规模单标签声音分类任务中，大规模音频预训练 Transformer 的迁移能力明显优于从头训练的小型 CNN。项目最终形成了可复现训练代码、Slurm 脚本、训练曲线、混淆矩阵、类别级指标和实验日志，为后续扩展到多 fold 验证、FSD50K 或音视频迁移提供基础。</w:t>
+        <w:t>声音事件分类旨在从环境音频中识别具有语义意义的声音类别，是计算机听觉和多媒体理解中的基础任务。本项目围绕 ESC-50 环境声音分类数据集，研究 Log-Mel Spectrogram、CNN baseline、SpecAugment 数据增强和预训练 Audio Spectrogram Transformer（AST）微调在小规模声音事件分类中的表现，并进一步扩展到 FSD50K 多标签声音事件分类。ESC-50 实验采用官方 fold 划分，将 fold 1-4 作为训练集、fold 5 作为验证集。结果显示，从头训练的 CNN baseline 最佳验证 Accuracy 为 0.4125，加入 SpecAugment 后提升至 0.4200，提升幅度较小；而使用 AudioSet 预训练 AST 微调后，最佳验证 Accuracy 达到 0.9300，相比 CNN baseline 提升 +0.5175。FSD50K 扩展实验中，预训练 AST 在 200 类多标签任务上取得最佳验证 mAP 0.6208。实验表明，大规模音频预训练 Transformer 在小规模单标签分类和更真实的多标签声音事件分类中都具有较强迁移能力。项目最终形成了可复现训练代码、Slurm 脚本、训练曲线、混淆矩阵、类别级指标、多标签指标和实验日志。</w:t>
       </w:r>
     </w:p>
     <w:p>
@@ -94,7 +94,7 @@
     </w:p>
     <w:p>
       <w:r>
-        <w:t>本项目使用 ESC-50 数据集完成主要实验。ESC-50 包含 50 个环境声音类别，每类 40 条音频，共 2000 条样本。项目采用官方 fold 划分，fold 1-4 作为训练集，fold 5 作为验证集。</w:t>
+        <w:t>本项目使用 ESC-50 数据集完成主要单标签实验，并使用 FSD50K 作为多标签扩展实验。ESC-50 包含 50 个环境声音类别，每类 40 条音频，共 2000 条样本。项目采用官方 fold 划分，fold 1-4 作为训练集，fold 5 作为验证集。</w:t>
       </w:r>
     </w:p>
     <w:tbl>
@@ -315,6 +315,11 @@
       </w:r>
       <w:r>
         <w:t>，因此分析脚本可以将数字标签映射为真实类别名称。后续混淆矩阵和类别级指标均使用真实类别名，便于解释具体错误类别。</w:t>
+      </w:r>
+    </w:p>
+    <w:p>
+      <w:r>
+        <w:t>FSD50K 扩展实验使用官方 dev split 中的 train / val 划分，共 200 个 AudioSet ontology 类别。与 ESC-50 不同，FSD50K 是 clip-level 多标签任务，一条音频可能同时包含多个声音事件，因此使用 multi-hot 标签表示，并以 mAP、micro-F1 和 macro-F1 作为主要评价指标。</w:t>
       </w:r>
     </w:p>
     <w:p>
@@ -772,6 +777,89 @@
                 <w:sz w:val="18"/>
               </w:rPr>
               <w:t>16 kHz，AudioSet 预训练 AST 微调</w:t>
+            </w:r>
+          </w:p>
+        </w:tc>
+      </w:tr>
+      <w:tr>
+        <w:tc>
+          <w:tcPr>
+            <w:tcW w:type="dxa" w:w="2448"/>
+          </w:tcPr>
+          <w:p>
+            <w:r>
+              <w:rPr>
+                <w:b w:val="0"/>
+                <w:sz w:val="18"/>
+              </w:rPr>
+            </w:r>
+            <w:r>
+              <w:rPr>
+                <w:b w:val="0"/>
+                <w:sz w:val="18"/>
+              </w:rPr>
+              <w:t>FSD50K Pretrained AST</w:t>
+            </w:r>
+          </w:p>
+        </w:tc>
+        <w:tc>
+          <w:tcPr>
+            <w:tcW w:type="dxa" w:w="2448"/>
+          </w:tcPr>
+          <w:p>
+            <w:r>
+              <w:rPr>
+                <w:b w:val="0"/>
+                <w:sz w:val="18"/>
+              </w:rPr>
+            </w:r>
+            <w:r>
+              <w:rPr>
+                <w:rFonts w:ascii="Consolas" w:hAnsi="Consolas"/>
+                <w:b w:val="0"/>
+                <w:sz w:val="18"/>
+              </w:rPr>
+              <w:t>configs/fsd50k_ast.yaml</w:t>
+            </w:r>
+          </w:p>
+        </w:tc>
+        <w:tc>
+          <w:tcPr>
+            <w:tcW w:type="dxa" w:w="2448"/>
+          </w:tcPr>
+          <w:p>
+            <w:r>
+              <w:rPr>
+                <w:b w:val="0"/>
+                <w:sz w:val="18"/>
+              </w:rPr>
+            </w:r>
+            <w:r>
+              <w:rPr>
+                <w:b w:val="0"/>
+                <w:sz w:val="18"/>
+              </w:rPr>
+              <w:t>5</w:t>
+            </w:r>
+          </w:p>
+        </w:tc>
+        <w:tc>
+          <w:tcPr>
+            <w:tcW w:type="dxa" w:w="2448"/>
+          </w:tcPr>
+          <w:p>
+            <w:r>
+              <w:rPr>
+                <w:b w:val="0"/>
+                <w:sz w:val="18"/>
+              </w:rPr>
+            </w:r>
+            <w:r>
+              <w:rPr>
+                <w:b w:val="0"/>
+                <w:sz w:val="18"/>
+              </w:rPr>
+              <w:t>16 kHz，200 类多标签 AST 微调</w:t>
             </w:r>
           </w:p>
         </w:tc>
@@ -1352,16 +1440,8 @@
       </w:r>
     </w:p>
     <w:p>
-      <w:pPr>
-        <w:pStyle w:val="Heading1"/>
-      </w:pPr>
       <w:r>
-        <w:t>7. 曲线与混淆矩阵分析</w:t>
-      </w:r>
-    </w:p>
-    <w:p>
-      <w:r>
-        <w:t>CNN baseline 的训练和验证 Accuracy 随 epoch 整体上升，但验证曲线波动明显，说明模型能够学习部分环境声模式，但泛化能力有限。</w:t>
+        <w:t>FSD50K 多标签扩展实验运行 5 轮，最佳验证 mAP 为 0.6208，出现在第 4 轮；对应验证 micro-F1 为 0.6955，macro-F1 为 0.4810。最后一轮验证 mAP 为 0.6064，micro-F1 为 0.6857，macro-F1 为 0.5015。该结果说明 AST 已成功扩展到更真实的多标签声音事件分类场景，但 macro-F1 明显低于 micro-F1，也反映出长尾类别和类别不均衡仍然是 FSD50K 的主要挑战。</w:t>
       </w:r>
     </w:p>
     <w:p>
@@ -1377,7 +1457,7 @@
               <a:graphicData uri="http://schemas.openxmlformats.org/drawingml/2006/picture">
                 <pic:pic>
                   <pic:nvPicPr>
-                    <pic:cNvPr id="0" name="training_accuracy.png"/>
+                    <pic:cNvPr id="0" name="validation_metrics.png"/>
                     <pic:cNvPicPr/>
                   </pic:nvPicPr>
                   <pic:blipFill>
@@ -1409,12 +1489,20 @@
           <w:i/>
           <w:sz w:val="18"/>
         </w:rPr>
-        <w:t>CNN baseline accuracy</w:t>
+        <w:t>FSD50K validation metrics</w:t>
+      </w:r>
+    </w:p>
+    <w:p>
+      <w:pPr>
+        <w:pStyle w:val="Heading1"/>
+      </w:pPr>
+      <w:r>
+        <w:t>7. 曲线与混淆矩阵分析</w:t>
       </w:r>
     </w:p>
     <w:p>
       <w:r>
-        <w:t>SpecAugment 实验的训练 Accuracy 低于 baseline，表明频谱遮挡增加了训练难度。虽然最佳验证 Accuracy 略高于 baseline，但提升较小，暂时只能作为轻微正向改进。</w:t>
+        <w:t>CNN baseline 的训练和验证 Accuracy 随 epoch 整体上升，但验证曲线波动明显，说明模型能够学习部分环境声模式，但泛化能力有限。</w:t>
       </w:r>
     </w:p>
     <w:p>
@@ -1462,12 +1550,12 @@
           <w:i/>
           <w:sz w:val="18"/>
         </w:rPr>
-        <w:t>CNN + SpecAugment accuracy</w:t>
+        <w:t>CNN baseline accuracy</w:t>
       </w:r>
     </w:p>
     <w:p>
       <w:r>
-        <w:t>AST 实验在前几轮快速收敛，并在第 4 轮达到 0.9300 的最佳验证 Accuracy。该现象说明模型主干已经通过 AudioSet 预训练获得较强音频表征，ESC-50 微调主要完成类别适配。</w:t>
+        <w:t>SpecAugment 实验的训练 Accuracy 低于 baseline，表明频谱遮挡增加了训练难度。虽然最佳验证 Accuracy 略高于 baseline，但提升较小，暂时只能作为轻微正向改进。</w:t>
       </w:r>
     </w:p>
     <w:p>
@@ -1488,6 +1576,59 @@
                   </pic:nvPicPr>
                   <pic:blipFill>
                     <a:blip r:embed="rId11"/>
+                    <a:stretch>
+                      <a:fillRect/>
+                    </a:stretch>
+                  </pic:blipFill>
+                  <pic:spPr>
+                    <a:xfrm>
+                      <a:off x="0" y="0"/>
+                      <a:ext cx="5669280" cy="3543300"/>
+                    </a:xfrm>
+                    <a:prstGeom prst="rect"/>
+                  </pic:spPr>
+                </pic:pic>
+              </a:graphicData>
+            </a:graphic>
+          </wp:inline>
+        </w:drawing>
+      </w:r>
+    </w:p>
+    <w:p>
+      <w:pPr>
+        <w:jc w:val="center"/>
+      </w:pPr>
+      <w:r>
+        <w:rPr>
+          <w:i/>
+          <w:sz w:val="18"/>
+        </w:rPr>
+        <w:t>CNN + SpecAugment accuracy</w:t>
+      </w:r>
+    </w:p>
+    <w:p>
+      <w:r>
+        <w:t>AST 实验在前几轮快速收敛，并在第 4 轮达到 0.9300 的最佳验证 Accuracy。该现象说明模型主干已经通过 AudioSet 预训练获得较强音频表征，ESC-50 微调主要完成类别适配。</w:t>
+      </w:r>
+    </w:p>
+    <w:p>
+      <w:r>
+        <w:drawing>
+          <wp:inline xmlns:a="http://schemas.openxmlformats.org/drawingml/2006/main" xmlns:pic="http://schemas.openxmlformats.org/drawingml/2006/picture">
+            <wp:extent cx="5669280" cy="3543300"/>
+            <wp:docPr id="4" name="Picture 4"/>
+            <wp:cNvGraphicFramePr>
+              <a:graphicFrameLocks noChangeAspect="1"/>
+            </wp:cNvGraphicFramePr>
+            <a:graphic>
+              <a:graphicData uri="http://schemas.openxmlformats.org/drawingml/2006/picture">
+                <pic:pic>
+                  <pic:nvPicPr>
+                    <pic:cNvPr id="0" name="training_accuracy.png"/>
+                    <pic:cNvPicPr/>
+                  </pic:nvPicPr>
+                  <pic:blipFill>
+                    <a:blip r:embed="rId12"/>
                     <a:stretch>
                       <a:fillRect/>
                     </a:stretch>
@@ -1618,7 +1759,7 @@
         <w:drawing>
           <wp:inline xmlns:a="http://schemas.openxmlformats.org/drawingml/2006/main" xmlns:pic="http://schemas.openxmlformats.org/drawingml/2006/picture">
             <wp:extent cx="5669280" cy="4859383"/>
-            <wp:docPr id="4" name="Picture 4"/>
+            <wp:docPr id="5" name="Picture 5"/>
             <wp:cNvGraphicFramePr>
               <a:graphicFrameLocks noChangeAspect="1"/>
             </wp:cNvGraphicFramePr>
@@ -1630,7 +1771,7 @@
                     <pic:cNvPicPr/>
                   </pic:nvPicPr>
                   <pic:blipFill>
-                    <a:blip r:embed="rId12"/>
+                    <a:blip r:embed="rId13"/>
                     <a:stretch>
                       <a:fillRect/>
                     </a:stretch>
@@ -1694,7 +1835,7 @@
     </w:p>
     <w:p>
       <w:r>
-        <w:t>当前实验主要有三点局限。首先，结果基于单一 fold 划分，尚未完成 ESC-50 5-fold 交叉验证。其次，AST 最后一轮训练 Accuracy 达到 1.0000，说明模型容量较大，仍需要关注过拟合和早停策略。第三，项目尚未扩展到 FSD50K 或多标签任务，因此结论主要适用于 ESC-50 单标签分类。</w:t>
+        <w:t>当前实验主要有三点局限。首先，ESC-50 结果基于单一 fold 划分，尚未完成 5-fold 交叉验证。其次，AST 在 ESC-50 上最后一轮训练 Accuracy 达到 1.0000，说明模型容量较大，仍需要关注过拟合和早停策略。第三，FSD50K 目前只完成了 5 epoch 初步微调，还没有进行阈值调优、类别级 mAP 分析和长尾类别错误分析，因此多标签结论仍属于扩展实验初步结果。</w:t>
       </w:r>
     </w:p>
     <w:p>
@@ -1752,7 +1893,7 @@
         <w:t>airplane</w:t>
       </w:r>
       <w:r>
-        <w:t xml:space="preserve"> 等相对较弱类别补充更细的错误案例分析。第二，对 AST 进行轻量调参，例如减少训练轮数、加入早停、调整学习率或冻结部分层，以验证 0.9300 Accuracy 的稳定性。第三，项目已明确扩展 FSD50K，多标签任务将使用 mAP、micro-F1 和 macro-F1 评价；音视频预训练迁移则继续作为更远期未来工作。</w:t>
+        <w:t xml:space="preserve"> 等 ESC-50 相对较弱类别补充更细的错误案例分析。第二，对 ESC-50 AST 进行轻量调参，例如减少训练轮数、加入早停、调整学习率或冻结部分层，以验证 0.9300 Accuracy 的稳定性。第三，在 FSD50K 上继续分析类别级 mAP、阈值敏感性和长尾类别表现；音视频预训练迁移则继续作为更远期未来工作。</w:t>
       </w:r>
     </w:p>
     <w:p>
@@ -1778,7 +1919,7 @@
     </w:p>
     <w:p>
       <w:r>
-        <w:t>本项目完成了基于 ESC-50 的声音事件分类实验闭环，覆盖数据准备、模型训练、Slurm 运行、结果保存、曲线绘制、混淆矩阵和实验报告整理。实验结果表明，CNN baseline 可以有效跑通流程，但性能有限；SpecAugment 在当前设置下仅带来轻微提升；预训练 AST 微调显著提升分类性能，最佳验证 Accuracy 达到 0.9300。由此可见，在小规模环境声音分类任务中，利用大规模音频预训练 Transformer 进行迁移学习，是比从头训练轻量 CNN 更有效的方案。</w:t>
+        <w:t>本项目完成了基于 ESC-50 的声音事件分类实验闭环，并进一步扩展到 FSD50K 多标签分类。ESC-50 实验覆盖数据准备、模型训练、Slurm 运行、结果保存、曲线绘制、混淆矩阵和实验报告整理；FSD50K 实验补充了多标签数据读取、mAP、micro-F1 和 macro-F1 评价。实验结果表明，CNN baseline 可以有效跑通流程，但性能有限；SpecAugment 在当前设置下仅带来轻微提升；预训练 AST 微调显著提升 ESC-50 分类性能，最佳验证 Accuracy 达到 0.9300；在 FSD50K 多标签任务上，预训练 AST 获得最佳验证 mAP 0.6208。由此可见，利用大规模音频预训练 Transformer 进行迁移学习，是比从头训练轻量 CNN 更有效、更可扩展的方案。</w:t>
       </w:r>
     </w:p>
     <w:p>

--- a/模型报告.docx
+++ b/模型报告.docx
@@ -1493,16 +1493,113 @@
       </w:r>
     </w:p>
     <w:p>
-      <w:pPr>
-        <w:pStyle w:val="Heading1"/>
-      </w:pPr>
       <w:r>
-        <w:t>7. 曲线与混淆矩阵分析</w:t>
+        <w:t xml:space="preserve">进一步的类别级分析显示，AP 较高的类别包括 </w:t>
+      </w:r>
+      <w:r>
+        <w:rPr>
+          <w:rFonts w:ascii="Consolas" w:hAnsi="Consolas"/>
+          <w:sz w:val="19"/>
+        </w:rPr>
+        <w:t>Burping_and_eructation</w:t>
+      </w:r>
+      <w:r>
+        <w:t>、</w:t>
+      </w:r>
+      <w:r>
+        <w:rPr>
+          <w:rFonts w:ascii="Consolas" w:hAnsi="Consolas"/>
+          <w:sz w:val="19"/>
+        </w:rPr>
+        <w:t>Cat</w:t>
+      </w:r>
+      <w:r>
+        <w:t>、</w:t>
+      </w:r>
+      <w:r>
+        <w:rPr>
+          <w:rFonts w:ascii="Consolas" w:hAnsi="Consolas"/>
+          <w:sz w:val="19"/>
+        </w:rPr>
+        <w:t>Thunder</w:t>
+      </w:r>
+      <w:r>
+        <w:t>、</w:t>
+      </w:r>
+      <w:r>
+        <w:rPr>
+          <w:rFonts w:ascii="Consolas" w:hAnsi="Consolas"/>
+          <w:sz w:val="19"/>
+        </w:rPr>
+        <w:t>Thunderstorm</w:t>
+      </w:r>
+      <w:r>
+        <w:t xml:space="preserve"> 和 </w:t>
+      </w:r>
+      <w:r>
+        <w:rPr>
+          <w:rFonts w:ascii="Consolas" w:hAnsi="Consolas"/>
+          <w:sz w:val="19"/>
+        </w:rPr>
+        <w:t>Toilet_flush</w:t>
+      </w:r>
+      <w:r>
+        <w:t xml:space="preserve">，其 AP 均超过 0.96；这些类别通常具有较明确的声学形态或较强的事件特征。AP 较低的类别包括 </w:t>
+      </w:r>
+      <w:r>
+        <w:rPr>
+          <w:rFonts w:ascii="Consolas" w:hAnsi="Consolas"/>
+          <w:sz w:val="19"/>
+        </w:rPr>
+        <w:t>Tick</w:t>
+      </w:r>
+      <w:r>
+        <w:t>、</w:t>
+      </w:r>
+      <w:r>
+        <w:rPr>
+          <w:rFonts w:ascii="Consolas" w:hAnsi="Consolas"/>
+          <w:sz w:val="19"/>
+        </w:rPr>
+        <w:t>Screech</w:t>
+      </w:r>
+      <w:r>
+        <w:t>、</w:t>
+      </w:r>
+      <w:r>
+        <w:rPr>
+          <w:rFonts w:ascii="Consolas" w:hAnsi="Consolas"/>
+          <w:sz w:val="19"/>
+        </w:rPr>
+        <w:t>Wood</w:t>
+      </w:r>
+      <w:r>
+        <w:t>、</w:t>
+      </w:r>
+      <w:r>
+        <w:rPr>
+          <w:rFonts w:ascii="Consolas" w:hAnsi="Consolas"/>
+          <w:sz w:val="19"/>
+        </w:rPr>
+        <w:t>Chatter</w:t>
+      </w:r>
+      <w:r>
+        <w:t xml:space="preserve"> 和 </w:t>
+      </w:r>
+      <w:r>
+        <w:rPr>
+          <w:rFonts w:ascii="Consolas" w:hAnsi="Consolas"/>
+          <w:sz w:val="19"/>
+        </w:rPr>
+        <w:t>Rattle</w:t>
+      </w:r>
+      <w:r>
+        <w:t>，其中部分类别在 0.50 阈值下 F1 为 0，说明模型虽然能学习到整体多标签语义，但对短促、抽象或容易与其他事件共现的声音类别仍不稳定。</w:t>
       </w:r>
     </w:p>
     <w:p>
       <w:r>
-        <w:t>CNN baseline 的训练和验证 Accuracy 随 epoch 整体上升，但验证曲线波动明显，说明模型能够学习部分环境声模式，但泛化能力有限。</w:t>
+        <w:t>阈值敏感性分析进一步说明，固定 0.50 阈值并不是当前 FSD50K 验证集上的最佳决策边界。阈值从 0.50 降到 0.20 时，micro-F1 从 0.6955 提升到 0.7101；阈值为 0.15 时 macro-F1 达到 0.5747，高于 0.50 阈值下的 0.4810。这表明较低阈值可以提升低频类别召回率，对类别不均衡明显的多标签声音事件分类更合适。</w:t>
       </w:r>
     </w:p>
     <w:p>
@@ -1518,7 +1615,7 @@
               <a:graphicData uri="http://schemas.openxmlformats.org/drawingml/2006/picture">
                 <pic:pic>
                   <pic:nvPicPr>
-                    <pic:cNvPr id="0" name="training_accuracy.png"/>
+                    <pic:cNvPr id="0" name="threshold_sensitivity.png"/>
                     <pic:cNvPicPr/>
                   </pic:nvPicPr>
                   <pic:blipFill>
@@ -1550,12 +1647,20 @@
           <w:i/>
           <w:sz w:val="18"/>
         </w:rPr>
-        <w:t>CNN baseline accuracy</w:t>
+        <w:t>FSD50K threshold sensitivity</w:t>
+      </w:r>
+    </w:p>
+    <w:p>
+      <w:pPr>
+        <w:pStyle w:val="Heading1"/>
+      </w:pPr>
+      <w:r>
+        <w:t>7. 曲线与混淆矩阵分析</w:t>
       </w:r>
     </w:p>
     <w:p>
       <w:r>
-        <w:t>SpecAugment 实验的训练 Accuracy 低于 baseline，表明频谱遮挡增加了训练难度。虽然最佳验证 Accuracy 略高于 baseline，但提升较小，暂时只能作为轻微正向改进。</w:t>
+        <w:t>CNN baseline 的训练和验证 Accuracy 随 epoch 整体上升，但验证曲线波动明显，说明模型能够学习部分环境声模式，但泛化能力有限。</w:t>
       </w:r>
     </w:p>
     <w:p>
@@ -1603,12 +1708,12 @@
           <w:i/>
           <w:sz w:val="18"/>
         </w:rPr>
-        <w:t>CNN + SpecAugment accuracy</w:t>
+        <w:t>CNN baseline accuracy</w:t>
       </w:r>
     </w:p>
     <w:p>
       <w:r>
-        <w:t>AST 实验在前几轮快速收敛，并在第 4 轮达到 0.9300 的最佳验证 Accuracy。该现象说明模型主干已经通过 AudioSet 预训练获得较强音频表征，ESC-50 微调主要完成类别适配。</w:t>
+        <w:t>SpecAugment 实验的训练 Accuracy 低于 baseline，表明频谱遮挡增加了训练难度。虽然最佳验证 Accuracy 略高于 baseline，但提升较小，暂时只能作为轻微正向改进。</w:t>
       </w:r>
     </w:p>
     <w:p>
@@ -1629,6 +1734,59 @@
                   </pic:nvPicPr>
                   <pic:blipFill>
                     <a:blip r:embed="rId12"/>
+                    <a:stretch>
+                      <a:fillRect/>
+                    </a:stretch>
+                  </pic:blipFill>
+                  <pic:spPr>
+                    <a:xfrm>
+                      <a:off x="0" y="0"/>
+                      <a:ext cx="5669280" cy="3543300"/>
+                    </a:xfrm>
+                    <a:prstGeom prst="rect"/>
+                  </pic:spPr>
+                </pic:pic>
+              </a:graphicData>
+            </a:graphic>
+          </wp:inline>
+        </w:drawing>
+      </w:r>
+    </w:p>
+    <w:p>
+      <w:pPr>
+        <w:jc w:val="center"/>
+      </w:pPr>
+      <w:r>
+        <w:rPr>
+          <w:i/>
+          <w:sz w:val="18"/>
+        </w:rPr>
+        <w:t>CNN + SpecAugment accuracy</w:t>
+      </w:r>
+    </w:p>
+    <w:p>
+      <w:r>
+        <w:t>AST 实验在前几轮快速收敛，并在第 4 轮达到 0.9300 的最佳验证 Accuracy。该现象说明模型主干已经通过 AudioSet 预训练获得较强音频表征，ESC-50 微调主要完成类别适配。</w:t>
+      </w:r>
+    </w:p>
+    <w:p>
+      <w:r>
+        <w:drawing>
+          <wp:inline xmlns:a="http://schemas.openxmlformats.org/drawingml/2006/main" xmlns:pic="http://schemas.openxmlformats.org/drawingml/2006/picture">
+            <wp:extent cx="5669280" cy="3543300"/>
+            <wp:docPr id="5" name="Picture 5"/>
+            <wp:cNvGraphicFramePr>
+              <a:graphicFrameLocks noChangeAspect="1"/>
+            </wp:cNvGraphicFramePr>
+            <a:graphic>
+              <a:graphicData uri="http://schemas.openxmlformats.org/drawingml/2006/picture">
+                <pic:pic>
+                  <pic:nvPicPr>
+                    <pic:cNvPr id="0" name="training_accuracy.png"/>
+                    <pic:cNvPicPr/>
+                  </pic:nvPicPr>
+                  <pic:blipFill>
+                    <a:blip r:embed="rId13"/>
                     <a:stretch>
                       <a:fillRect/>
                     </a:stretch>
@@ -1759,7 +1917,7 @@
         <w:drawing>
           <wp:inline xmlns:a="http://schemas.openxmlformats.org/drawingml/2006/main" xmlns:pic="http://schemas.openxmlformats.org/drawingml/2006/picture">
             <wp:extent cx="5669280" cy="4859383"/>
-            <wp:docPr id="5" name="Picture 5"/>
+            <wp:docPr id="6" name="Picture 6"/>
             <wp:cNvGraphicFramePr>
               <a:graphicFrameLocks noChangeAspect="1"/>
             </wp:cNvGraphicFramePr>
@@ -1771,7 +1929,7 @@
                     <pic:cNvPicPr/>
                   </pic:nvPicPr>
                   <pic:blipFill>
-                    <a:blip r:embed="rId13"/>
+                    <a:blip r:embed="rId14"/>
                     <a:stretch>
                       <a:fillRect/>
                     </a:stretch>
@@ -1835,7 +1993,7 @@
     </w:p>
     <w:p>
       <w:r>
-        <w:t>当前实验主要有三点局限。首先，ESC-50 结果基于单一 fold 划分，尚未完成 5-fold 交叉验证。其次，AST 在 ESC-50 上最后一轮训练 Accuracy 达到 1.0000，说明模型容量较大，仍需要关注过拟合和早停策略。第三，FSD50K 目前只完成了 5 epoch 初步微调，还没有进行阈值调优、类别级 mAP 分析和长尾类别错误分析，因此多标签结论仍属于扩展实验初步结果。</w:t>
+        <w:t>当前实验主要有三点局限。首先，ESC-50 结果基于单一 fold 划分，尚未完成 5-fold 交叉验证。其次，AST 在 ESC-50 上最后一轮训练 Accuracy 达到 1.0000，说明模型容量较大，仍需要关注过拟合和早停策略。第三，FSD50K 目前只完成了 5 epoch 初步微调，虽然已经补充类别级 AP/F1 和阈值敏感性分析，但尚未进行更系统的阈值校准、长尾类别重采样或测试集提交，因此多标签结论仍属于扩展实验初步结果。</w:t>
       </w:r>
     </w:p>
     <w:p>
@@ -1893,7 +2051,37 @@
         <w:t>airplane</w:t>
       </w:r>
       <w:r>
-        <w:t xml:space="preserve"> 等 ESC-50 相对较弱类别补充更细的错误案例分析。第二，对 ESC-50 AST 进行轻量调参，例如减少训练轮数、加入早停、调整学习率或冻结部分层，以验证 0.9300 Accuracy 的稳定性。第三，在 FSD50K 上继续分析类别级 mAP、阈值敏感性和长尾类别表现；音视频预训练迁移则继续作为更远期未来工作。</w:t>
+        <w:t xml:space="preserve"> 等 ESC-50 相对较弱类别补充更细的错误案例分析。第二，对 ESC-50 AST 进行轻量调参，例如减少训练轮数、加入早停、调整学习率或冻结部分层，以验证 0.9300 Accuracy 的稳定性。第三，在 FSD50K 上继续做类别级优化和阈值校准，例如针对 </w:t>
+      </w:r>
+      <w:r>
+        <w:rPr>
+          <w:rFonts w:ascii="Consolas" w:hAnsi="Consolas"/>
+          <w:sz w:val="19"/>
+        </w:rPr>
+        <w:t>Tick</w:t>
+      </w:r>
+      <w:r>
+        <w:t>、</w:t>
+      </w:r>
+      <w:r>
+        <w:rPr>
+          <w:rFonts w:ascii="Consolas" w:hAnsi="Consolas"/>
+          <w:sz w:val="19"/>
+        </w:rPr>
+        <w:t>Screech</w:t>
+      </w:r>
+      <w:r>
+        <w:t>、</w:t>
+      </w:r>
+      <w:r>
+        <w:rPr>
+          <w:rFonts w:ascii="Consolas" w:hAnsi="Consolas"/>
+          <w:sz w:val="19"/>
+        </w:rPr>
+        <w:t>Wood</w:t>
+      </w:r>
+      <w:r>
+        <w:t xml:space="preserve"> 等低 AP 类别调整采样策略、损失权重或类别阈值；音视频预训练迁移则继续作为更远期未来工作。</w:t>
       </w:r>
     </w:p>
     <w:p>
@@ -1919,7 +2107,7 @@
     </w:p>
     <w:p>
       <w:r>
-        <w:t>本项目完成了基于 ESC-50 的声音事件分类实验闭环，并进一步扩展到 FSD50K 多标签分类。ESC-50 实验覆盖数据准备、模型训练、Slurm 运行、结果保存、曲线绘制、混淆矩阵和实验报告整理；FSD50K 实验补充了多标签数据读取、mAP、micro-F1 和 macro-F1 评价。实验结果表明，CNN baseline 可以有效跑通流程，但性能有限；SpecAugment 在当前设置下仅带来轻微提升；预训练 AST 微调显著提升 ESC-50 分类性能，最佳验证 Accuracy 达到 0.9300；在 FSD50K 多标签任务上，预训练 AST 获得最佳验证 mAP 0.6208。由此可见，利用大规模音频预训练 Transformer 进行迁移学习，是比从头训练轻量 CNN 更有效、更可扩展的方案。</w:t>
+        <w:t>本项目完成了基于 ESC-50 的声音事件分类实验闭环，并进一步扩展到 FSD50K 多标签分类。ESC-50 实验覆盖数据准备、模型训练、Slurm 运行、结果保存、曲线绘制、混淆矩阵和实验报告整理；FSD50K 实验补充了多标签数据读取、mAP、micro-F1、macro-F1、类别级 AP/F1 和阈值敏感性分析。实验结果表明，CNN baseline 可以有效跑通流程，但性能有限；SpecAugment 在当前设置下仅带来轻微提升；预训练 AST 微调显著提升 ESC-50 分类性能，最佳验证 Accuracy 达到 0.9300；在 FSD50K 多标签任务上，预训练 AST 获得最佳验证 mAP 0.6208，且通过阈值扫描可将 micro-F1 提升到 0.7101。由此可见，利用大规模音频预训练 Transformer 进行迁移学习，是比从头训练轻量 CNN 更有效、更可扩展的方案。</w:t>
       </w:r>
     </w:p>
     <w:p>
